--- a/docs/MANTIS_submission.docx
+++ b/docs/MANTIS_submission.docx
@@ -4312,7 +4312,7 @@
           <w:b w:val="0"/>
           <w:i w:val="0"/>
         </w:rPr>
-        <w:t xml:space="preserve">An evolutionary adversary mutates an attack's operational parameters — pacing, ring fan-out, device rotation, ticket size, how many injected pages the agent reads — and selects on evasion × payoff against the live detector, which retrains between rounds. Evasion falls sharply at the </w:t>
+        <w:t xml:space="preserve">An evolutionary adversary mutates an attack's operational parameters — pacing, ring fan-out, device rotation, ticket size, how many injected pages the agent reads — and selects on evasion x payoff against the live detector, which retrains between rounds. Evasion falls sharply at the </w:t>
       </w:r>
       <w:r>
         <w:rPr>

--- a/docs/MANTIS_submission.docx
+++ b/docs/MANTIS_submission.docx
@@ -1689,35 +1689,394 @@
           <w:b w:val="0"/>
           <w:i w:val="0"/>
         </w:rPr>
-        <w:t xml:space="preserve"> Cumulative calibration drift across five days of added lifecycle behaviour is near nil: amount KS 0.0051 → 0.0062, hour-of-day total variation 0.0066 → 0.0051 (improved), MCC mix max delta 0.0010 → 0.0011, median ticket ₹782 → ₹782.62; the population audit passes 30/30. The </w:t>
+        <w:t xml:space="preserve"> Cumulative calibration drift across five days of added lifecycle behaviour is near nil: amount KS 0.0051 → 0.0062, hour-of-day total variation 0.0066 → 0.0051 (improved), MCC mix max delta 0.0010 → 0.0011, median ticket ₹782 → ₹782.62; the population audit passes 30/30.</w:t>
+      </w:r>
+    </w:p>
+    <w:p/>
+    <w:p>
+      <w:r>
+        <w:rPr>
+          <w:b/>
+          <w:i w:val="0"/>
+        </w:rPr>
+        <w:t>The fidelity scorecard is measured</w:t>
+      </w:r>
+      <w:r>
+        <w:rPr>
+          <w:b w:val="0"/>
+          <w:i w:val="0"/>
+        </w:rPr>
+        <w:t xml:space="preserve">, against the Kaggle Sparkov panel — 1.85 M US card authorisations this project did not author. Nothing is compared raw: a rupee population with an agentic rail cannot be compared to a dollar panel without one on amount, category, geography or channel, so both sides are projected into a dimensionless shape space of eight features first, with identifiers excluded and the agentic rail dropped from our side. The reference panel predates agentic commerce, so an ag_ block is </w:t>
+      </w:r>
+      <w:r>
+        <w:rPr>
+          <w:b w:val="0"/>
+          <w:i/>
+        </w:rPr>
+        <w:t>definitionally</w:t>
+      </w:r>
+      <w:r>
+        <w:rPr>
+          <w:b w:val="0"/>
+          <w:i w:val="0"/>
+        </w:rPr>
+        <w:t xml:space="preserve"> separable and counting it as infidelity would be measuring what defines the two populations rather than what distinguishes their behaviour.</w:t>
+      </w:r>
+    </w:p>
+    <w:tbl>
+      <w:tblPr>
+        <w:tblStyle w:val="LightGrid-Accent1"/>
+        <w:tblW w:type="auto" w:w="0"/>
+        <w:tblLook w:firstColumn="1" w:firstRow="1" w:lastColumn="0" w:lastRow="0" w:noHBand="0" w:noVBand="1" w:val="04A0"/>
+      </w:tblPr>
+      <w:tblGrid>
+        <w:gridCol w:w="4320"/>
+        <w:gridCol w:w="4320"/>
+      </w:tblGrid>
+      <w:tr>
+        <w:tc>
+          <w:tcPr>
+            <w:tcW w:type="dxa" w:w="4320"/>
+          </w:tcPr>
+          <w:p>
+            <w:r/>
+            <w:r>
+              <w:rPr>
+                <w:b/>
+                <w:sz w:val="18"/>
+              </w:rPr>
+              <w:t>measure</w:t>
+            </w:r>
+          </w:p>
+        </w:tc>
+        <w:tc>
+          <w:tcPr>
+            <w:tcW w:type="dxa" w:w="4320"/>
+          </w:tcPr>
+          <w:p>
+            <w:r/>
+            <w:r>
+              <w:rPr>
+                <w:b/>
+                <w:sz w:val="18"/>
+              </w:rPr>
+              <w:t>value</w:t>
+            </w:r>
+          </w:p>
+        </w:tc>
+      </w:tr>
+      <w:tr>
+        <w:tc>
+          <w:tcPr>
+            <w:tcW w:type="dxa" w:w="4320"/>
+          </w:tcPr>
+          <w:p>
+            <w:r/>
+            <w:r>
+              <w:rPr>
+                <w:sz w:val="18"/>
+              </w:rPr>
+              <w:t>reference panel</w:t>
+            </w:r>
+          </w:p>
+        </w:tc>
+        <w:tc>
+          <w:tcPr>
+            <w:tcW w:type="dxa" w:w="4320"/>
+          </w:tcPr>
+          <w:p>
+            <w:r/>
+            <w:r>
+              <w:rPr>
+                <w:sz w:val="18"/>
+              </w:rPr>
+              <w:t>Kaggle kartik2112/fraud-detection (Sparkov): fraudTrain.csv, fraudTest.csv. 1,852,394 rows, cut to 200,051 over 2019-12-17..2020-03-15. US panel, USD, itself synthetic - see mantis/foundry/fidelity/real.py.</w:t>
+            </w:r>
+          </w:p>
+        </w:tc>
+      </w:tr>
+      <w:tr>
+        <w:tc>
+          <w:tcPr>
+            <w:tcW w:type="dxa" w:w="4320"/>
+          </w:tcPr>
+          <w:p>
+            <w:r/>
+            <w:r>
+              <w:rPr>
+                <w:sz w:val="18"/>
+              </w:rPr>
+              <w:t>population calibration</w:t>
+            </w:r>
+          </w:p>
+        </w:tc>
+        <w:tc>
+          <w:tcPr>
+            <w:tcW w:type="dxa" w:w="4320"/>
+          </w:tcPr>
+          <w:p>
+            <w:r/>
+            <w:r>
+              <w:rPr>
+                <w:sz w:val="18"/>
+              </w:rPr>
+              <w:t>indian-market-priors</w:t>
+            </w:r>
+          </w:p>
+        </w:tc>
+      </w:tr>
+      <w:tr>
+        <w:tc>
+          <w:tcPr>
+            <w:tcW w:type="dxa" w:w="4320"/>
+          </w:tcPr>
+          <w:p>
+            <w:r/>
+            <w:r>
+              <w:rPr>
+                <w:sz w:val="18"/>
+              </w:rPr>
+              <w:t>discriminator, all shape features</w:t>
+            </w:r>
+          </w:p>
+        </w:tc>
+        <w:tc>
+          <w:tcPr>
+            <w:tcW w:type="dxa" w:w="4320"/>
+          </w:tcPr>
+          <w:p>
+            <w:r/>
+            <w:r>
+              <w:rPr>
+                <w:sz w:val="18"/>
+              </w:rPr>
+              <w:t>0.9994 (target 0.5)</w:t>
+            </w:r>
+          </w:p>
+        </w:tc>
+      </w:tr>
+      <w:tr>
+        <w:tc>
+          <w:tcPr>
+            <w:tcW w:type="dxa" w:w="4320"/>
+          </w:tcPr>
+          <w:p>
+            <w:r/>
+            <w:r>
+              <w:rPr>
+                <w:sz w:val="18"/>
+              </w:rPr>
+              <w:t>discriminator, adjudicated axes removed</w:t>
+            </w:r>
+          </w:p>
+        </w:tc>
+        <w:tc>
+          <w:tcPr>
+            <w:tcW w:type="dxa" w:w="4320"/>
+          </w:tcPr>
+          <w:p>
+            <w:r/>
+            <w:r>
+              <w:rPr>
+                <w:sz w:val="18"/>
+              </w:rPr>
+              <w:t>0.8399</w:t>
+            </w:r>
+          </w:p>
+        </w:tc>
+      </w:tr>
+      <w:tr>
+        <w:tc>
+          <w:tcPr>
+            <w:tcW w:type="dxa" w:w="4320"/>
+          </w:tcPr>
+          <w:p>
+            <w:r/>
+            <w:r>
+              <w:rPr>
+                <w:sz w:val="18"/>
+              </w:rPr>
+              <w:t>discriminator, raw columns (ids + currency)</w:t>
+            </w:r>
+          </w:p>
+        </w:tc>
+        <w:tc>
+          <w:tcPr>
+            <w:tcW w:type="dxa" w:w="4320"/>
+          </w:tcPr>
+          <w:p>
+            <w:r/>
+            <w:r>
+              <w:rPr>
+                <w:sz w:val="18"/>
+              </w:rPr>
+              <w:t>0.9999 (expected; not a finding)</w:t>
+            </w:r>
+          </w:p>
+        </w:tc>
+      </w:tr>
+      <w:tr>
+        <w:tc>
+          <w:tcPr>
+            <w:tcW w:type="dxa" w:w="4320"/>
+          </w:tcPr>
+          <w:p>
+            <w:r/>
+            <w:r>
+              <w:rPr>
+                <w:sz w:val="18"/>
+              </w:rPr>
+              <w:t>top driver</w:t>
+            </w:r>
+          </w:p>
+        </w:tc>
+        <w:tc>
+          <w:tcPr>
+            <w:tcW w:type="dxa" w:w="4320"/>
+          </w:tcPr>
+          <w:p>
+            <w:r/>
+            <w:r>
+              <w:rPr>
+                <w:sz w:val="18"/>
+              </w:rPr>
+              <w:t>merchant_rank_pct, 71% of contribution</w:t>
+            </w:r>
+          </w:p>
+        </w:tc>
+      </w:tr>
+      <w:tr>
+        <w:tc>
+          <w:tcPr>
+            <w:tcW w:type="dxa" w:w="4320"/>
+          </w:tcPr>
+          <w:p>
+            <w:r/>
+            <w:r>
+              <w:rPr>
+                <w:sz w:val="18"/>
+              </w:rPr>
+              <w:t>TSTR transfer ratio</w:t>
+            </w:r>
+          </w:p>
+        </w:tc>
+        <w:tc>
+          <w:tcPr>
+            <w:tcW w:type="dxa" w:w="4320"/>
+          </w:tcPr>
+          <w:p>
+            <w:r/>
+            <w:r>
+              <w:rPr>
+                <w:sz w:val="18"/>
+              </w:rPr>
+              <w:t>0.030</w:t>
+            </w:r>
+          </w:p>
+        </w:tc>
+      </w:tr>
+      <w:tr>
+        <w:tc>
+          <w:tcPr>
+            <w:tcW w:type="dxa" w:w="4320"/>
+          </w:tcPr>
+          <w:p>
+            <w:r/>
+            <w:r>
+              <w:rPr>
+                <w:sz w:val="18"/>
+              </w:rPr>
+              <w:t>correlation-matrix RMS error</w:t>
+            </w:r>
+          </w:p>
+        </w:tc>
+        <w:tc>
+          <w:tcPr>
+            <w:tcW w:type="dxa" w:w="4320"/>
+          </w:tcPr>
+          <w:p>
+            <w:r/>
+            <w:r>
+              <w:rPr>
+                <w:sz w:val="18"/>
+              </w:rPr>
+              <w:t>0.076</w:t>
+            </w:r>
+          </w:p>
+        </w:tc>
+      </w:tr>
+    </w:tbl>
+    <w:p>
+      <w:r>
+        <w:rPr>
+          <w:b w:val="0"/>
+          <w:i w:val="0"/>
+          <w:color w:val="555F6C"/>
+          <w:sz w:val="18"/>
+        </w:rPr>
+        <w:t>Fidelity scorecard headline. Full tables and method in RESULTS.md.</w:t>
+      </w:r>
+    </w:p>
+    <w:p/>
+    <w:p>
+      <w:r>
+        <w:rPr>
+          <w:b/>
+          <w:i w:val="0"/>
+        </w:rPr>
+        <w:t>Read the discriminator honestly: 0.9994 against a 0.5 target is this project's weakest reported number.</w:t>
+      </w:r>
+      <w:r>
+        <w:rPr>
+          <w:b w:val="0"/>
+          <w:i w:val="0"/>
+        </w:rPr>
+        <w:t xml:space="preserve"> It is reported with an interpretation rather than alone. On raw columns — two currencies, two taxonomies, two identifier namespaces — the same test scores 0.9999, so the discipline of projecting into a shape space bought almost nothing; the separation is real and it is in behaviour, not in formatting. Attribution puts 71% of it on one feature, merchant popularity, where our Zipf estate meets a near-uniform reference; a greedy ablation then takes it 0.9994 → 0.8833 → 0.8416 → 0.7076 as features are removed, which means the separation is </w:t>
       </w:r>
       <w:r>
         <w:rPr>
           <w:b/>
           <w:i w:val="0"/>
         </w:rPr>
-        <w:t>full fidelity scorecard</w:t>
+        <w:t>distributed across the joint distribution</w:t>
       </w:r>
       <w:r>
         <w:rPr>
           <w:b w:val="0"/>
           <w:i w:val="0"/>
         </w:rPr>
-        <w:t xml:space="preserve"> — marginal KS distances against reference, and a train-synthetic / test-real number — is scheduled work and is </w:t>
+        <w:t>, not one patchable column. Four of the top five drivers are structural rather than cosmetic. That is the foundry's largest outstanding item and it is named as such.</w:t>
       </w:r>
+    </w:p>
+    <w:p/>
+    <w:p>
       <w:r>
         <w:rPr>
           <w:b/>
           <w:i w:val="0"/>
         </w:rPr>
-        <w:t>not yet measured</w:t>
+        <w:t>TSTR was run, and it does not transfer — for a reason the gain tables name.</w:t>
       </w:r>
       <w:r>
         <w:rPr>
           <w:b w:val="0"/>
           <w:i w:val="0"/>
         </w:rPr>
-        <w:t>. It is named here rather than substituted for, because a scorecard is the argument that the background is realistic and nothing else in this document replaces it.</w:t>
+        <w:t xml:space="preserve"> A detector trained on synthetic and tested on the real panel reaches AUC-PR 0.0249 against a train-real ceiling of 0.8353, a transfer ratio of 0.030. That is not evidence the background is unrealistic. A model trained on the reference spends 58% of its gain on within-category amount; one trained on ours spends 36% on merchant popularity — and a real-trained model scores ROC 0.517 on our data, which is chance in the other direction. Sparkov's fraud is an amount anomaly; our classic-rail attacks were built so that no single raw column separates them above 0.95 AUC. TSTR here measures whether the two datasets' </w:t>
+      </w:r>
+      <w:r>
+        <w:rPr>
+          <w:b w:val="0"/>
+          <w:i/>
+        </w:rPr>
+        <w:t>fraud</w:t>
+      </w:r>
+      <w:r>
+        <w:rPr>
+          <w:b w:val="0"/>
+          <w:i w:val="0"/>
+        </w:rPr>
+        <w:t xml:space="preserve"> is the same phenomenon, and it is not, by construction. The reference panel contains no agentic transactions, so no TSTR number is evidence about the agentic attacks at all.</w:t>
       </w:r>
     </w:p>
     <w:p>
@@ -5162,7 +5521,7 @@
           <w:b/>
           <w:i w:val="0"/>
         </w:rPr>
-        <w:t>Latency</w:t>
+        <w:t>Latency, and a tiered architecture</w:t>
       </w:r>
     </w:p>
     <w:p>
@@ -5171,49 +5530,415 @@
           <w:b w:val="0"/>
           <w:i w:val="0"/>
         </w:rPr>
-        <w:t xml:space="preserve">The feature pass measures </w:t>
+        <w:t>Velocity runs over a keyed rolling state store with bisect and prefix sums rather than a groupby, so it is one forward pass with bounded memory and is backward-looking by construction; the graph pass is the same shape. Both are measured per event, against warm state, one authorisation at a time — not a batch divided by its row count, which is the usual way a latency claim turns out to be false in production.</w:t>
+      </w:r>
+    </w:p>
+    <w:p/>
+    <w:p>
+      <w:r>
+        <w:rPr>
+          <w:b/>
+          <w:i w:val="0"/>
+        </w:rPr>
+        <w:t>The firewall is two paths, not one deadline.</w:t>
+      </w:r>
+      <w:r>
+        <w:rPr>
+          <w:b w:val="0"/>
+          <w:i w:val="0"/>
+        </w:rPr>
+        <w:t xml:space="preserve"> Inline — L0's deterministic protocol clauses and the L1 score they escalate to — is what must return before the issuer answers the acquirer, because it is what changes the authorisation decision. Fast-follow — L2, L3's text classifier, L4's graph findings, and the fused score — informs actions taken </w:t>
+      </w:r>
+      <w:r>
+        <w:rPr>
+          <w:b w:val="0"/>
+          <w:i/>
+        </w:rPr>
+        <w:t>after</w:t>
+      </w:r>
+      <w:r>
+        <w:rPr>
+          <w:b w:val="0"/>
+          <w:i w:val="0"/>
+        </w:rPr>
+        <w:t xml:space="preserve"> the answer: </w:t>
       </w:r>
       <w:r>
         <w:rPr>
           <w:b/>
           <w:i w:val="0"/>
         </w:rPr>
-        <w:t>0.052 ms/row</w:t>
+        <w:t>mandate revocation</w:t>
       </w:r>
       <w:r>
         <w:rPr>
           <w:b w:val="0"/>
           <w:i w:val="0"/>
         </w:rPr>
-        <w:t xml:space="preserve"> and the graph pass </w:t>
+        <w:t xml:space="preserve">, so the next authorisation under a poisoned mandate fails L0, and </w:t>
       </w:r>
       <w:r>
         <w:rPr>
           <w:b/>
           <w:i w:val="0"/>
         </w:rPr>
-        <w:t>0.021 ms/row</w:t>
+        <w:t>agent quarantine</w:t>
       </w:r>
       <w:r>
         <w:rPr>
           <w:b w:val="0"/>
           <w:i w:val="0"/>
         </w:rPr>
-        <w:t xml:space="preserve">, both on a laptop CPU, both single-threaded. Velocity runs over a keyed rolling state store with bisect and prefix sums rather than a groupby, so it is one forward pass with bounded memory and is backward-looking by construction. An end-to-end p99 for the whole firewall is </w:t>
+        <w:t>, which changes every future authorisation an agent attempts. Both are operations against the mandate registry and the agent directory; neither can be applied to the authorisation in flight. Holding one open to read eleven web pages, for an action that could not affect it, would be an architectural error rather than a slow one.</w:t>
+      </w:r>
+    </w:p>
+    <w:tbl>
+      <w:tblPr>
+        <w:tblStyle w:val="LightGrid-Accent1"/>
+        <w:tblW w:type="auto" w:w="0"/>
+        <w:tblLook w:firstColumn="1" w:firstRow="1" w:lastColumn="0" w:lastRow="0" w:noHBand="0" w:noVBand="1" w:val="04A0"/>
+      </w:tblPr>
+      <w:tblGrid>
+        <w:gridCol w:w="1728"/>
+        <w:gridCol w:w="1728"/>
+        <w:gridCol w:w="1728"/>
+        <w:gridCol w:w="1728"/>
+        <w:gridCol w:w="1728"/>
+      </w:tblGrid>
+      <w:tr>
+        <w:tc>
+          <w:tcPr>
+            <w:tcW w:type="dxa" w:w="1728"/>
+          </w:tcPr>
+          <w:p>
+            <w:r/>
+            <w:r>
+              <w:rPr>
+                <w:b/>
+                <w:sz w:val="18"/>
+              </w:rPr>
+              <w:t>path</w:t>
+            </w:r>
+          </w:p>
+        </w:tc>
+        <w:tc>
+          <w:tcPr>
+            <w:tcW w:type="dxa" w:w="1728"/>
+          </w:tcPr>
+          <w:p>
+            <w:r/>
+            <w:r>
+              <w:rPr>
+                <w:b/>
+                <w:sz w:val="18"/>
+              </w:rPr>
+              <w:t>p50</w:t>
+            </w:r>
+          </w:p>
+        </w:tc>
+        <w:tc>
+          <w:tcPr>
+            <w:tcW w:type="dxa" w:w="1728"/>
+          </w:tcPr>
+          <w:p>
+            <w:r/>
+            <w:r>
+              <w:rPr>
+                <w:b/>
+                <w:sz w:val="18"/>
+              </w:rPr>
+              <w:t>p95</w:t>
+            </w:r>
+          </w:p>
+        </w:tc>
+        <w:tc>
+          <w:tcPr>
+            <w:tcW w:type="dxa" w:w="1728"/>
+          </w:tcPr>
+          <w:p>
+            <w:r/>
+            <w:r>
+              <w:rPr>
+                <w:b/>
+                <w:sz w:val="18"/>
+              </w:rPr>
+              <w:t>p99</w:t>
+            </w:r>
+          </w:p>
+        </w:tc>
+        <w:tc>
+          <w:tcPr>
+            <w:tcW w:type="dxa" w:w="1728"/>
+          </w:tcPr>
+          <w:p>
+            <w:r/>
+            <w:r>
+              <w:rPr>
+                <w:b/>
+                <w:sz w:val="18"/>
+              </w:rPr>
+              <w:t>vs the 50 ms budget</w:t>
+            </w:r>
+          </w:p>
+        </w:tc>
+      </w:tr>
+      <w:tr>
+        <w:tc>
+          <w:tcPr>
+            <w:tcW w:type="dxa" w:w="1728"/>
+          </w:tcPr>
+          <w:p>
+            <w:r/>
+            <w:r>
+              <w:rPr>
+                <w:sz w:val="18"/>
+              </w:rPr>
+              <w:t>inline — L0+L1, pre-authorisation</w:t>
+            </w:r>
+          </w:p>
+        </w:tc>
+        <w:tc>
+          <w:tcPr>
+            <w:tcW w:type="dxa" w:w="1728"/>
+          </w:tcPr>
+          <w:p>
+            <w:r/>
+            <w:r>
+              <w:rPr>
+                <w:sz w:val="18"/>
+              </w:rPr>
+              <w:t>61.2 ms</w:t>
+            </w:r>
+          </w:p>
+        </w:tc>
+        <w:tc>
+          <w:tcPr>
+            <w:tcW w:type="dxa" w:w="1728"/>
+          </w:tcPr>
+          <w:p>
+            <w:r/>
+            <w:r>
+              <w:rPr>
+                <w:sz w:val="18"/>
+              </w:rPr>
+              <w:t>64.9 ms</w:t>
+            </w:r>
+          </w:p>
+        </w:tc>
+        <w:tc>
+          <w:tcPr>
+            <w:tcW w:type="dxa" w:w="1728"/>
+          </w:tcPr>
+          <w:p>
+            <w:r/>
+            <w:r>
+              <w:rPr>
+                <w:sz w:val="18"/>
+              </w:rPr>
+              <w:t>66.3 ms</w:t>
+            </w:r>
+          </w:p>
+        </w:tc>
+        <w:tc>
+          <w:tcPr>
+            <w:tcW w:type="dxa" w:w="1728"/>
+          </w:tcPr>
+          <w:p>
+            <w:r/>
+            <w:r>
+              <w:rPr>
+                <w:sz w:val="18"/>
+              </w:rPr>
+              <w:t>over</w:t>
+            </w:r>
+          </w:p>
+        </w:tc>
+      </w:tr>
+      <w:tr>
+        <w:tc>
+          <w:tcPr>
+            <w:tcW w:type="dxa" w:w="1728"/>
+          </w:tcPr>
+          <w:p>
+            <w:r/>
+            <w:r>
+              <w:rPr>
+                <w:sz w:val="18"/>
+              </w:rPr>
+              <w:t>fast-follow — L2+L3+fusion, post-authorisation</w:t>
+            </w:r>
+          </w:p>
+        </w:tc>
+        <w:tc>
+          <w:tcPr>
+            <w:tcW w:type="dxa" w:w="1728"/>
+          </w:tcPr>
+          <w:p>
+            <w:r/>
+            <w:r>
+              <w:rPr>
+                <w:sz w:val="18"/>
+              </w:rPr>
+              <w:t>53.5 ms</w:t>
+            </w:r>
+          </w:p>
+        </w:tc>
+        <w:tc>
+          <w:tcPr>
+            <w:tcW w:type="dxa" w:w="1728"/>
+          </w:tcPr>
+          <w:p>
+            <w:r/>
+            <w:r>
+              <w:rPr>
+                <w:sz w:val="18"/>
+              </w:rPr>
+              <w:t>58.1 ms</w:t>
+            </w:r>
+          </w:p>
+        </w:tc>
+        <w:tc>
+          <w:tcPr>
+            <w:tcW w:type="dxa" w:w="1728"/>
+          </w:tcPr>
+          <w:p>
+            <w:r/>
+            <w:r>
+              <w:rPr>
+                <w:sz w:val="18"/>
+              </w:rPr>
+              <w:t>62.1 ms</w:t>
+            </w:r>
+          </w:p>
+        </w:tc>
+        <w:tc>
+          <w:tcPr>
+            <w:tcW w:type="dxa" w:w="1728"/>
+          </w:tcPr>
+          <w:p>
+            <w:r/>
+            <w:r>
+              <w:rPr>
+                <w:sz w:val="18"/>
+              </w:rPr>
+              <w:t>not governed by it</w:t>
+            </w:r>
+          </w:p>
+        </w:tc>
+      </w:tr>
+      <w:tr>
+        <w:tc>
+          <w:tcPr>
+            <w:tcW w:type="dxa" w:w="1728"/>
+          </w:tcPr>
+          <w:p>
+            <w:r/>
+            <w:r>
+              <w:rPr>
+                <w:sz w:val="18"/>
+              </w:rPr>
+              <w:t>full stack</w:t>
+            </w:r>
+          </w:p>
+        </w:tc>
+        <w:tc>
+          <w:tcPr>
+            <w:tcW w:type="dxa" w:w="1728"/>
+          </w:tcPr>
+          <w:p>
+            <w:r/>
+            <w:r>
+              <w:rPr>
+                <w:sz w:val="18"/>
+              </w:rPr>
+              <w:t>115.7 ms</w:t>
+            </w:r>
+          </w:p>
+        </w:tc>
+        <w:tc>
+          <w:tcPr>
+            <w:tcW w:type="dxa" w:w="1728"/>
+          </w:tcPr>
+          <w:p>
+            <w:r/>
+            <w:r>
+              <w:rPr>
+                <w:sz w:val="18"/>
+              </w:rPr>
+              <w:t>121.1 ms</w:t>
+            </w:r>
+          </w:p>
+        </w:tc>
+        <w:tc>
+          <w:tcPr>
+            <w:tcW w:type="dxa" w:w="1728"/>
+          </w:tcPr>
+          <w:p>
+            <w:r/>
+            <w:r>
+              <w:rPr>
+                <w:sz w:val="18"/>
+              </w:rPr>
+              <w:t>125.0 ms</w:t>
+            </w:r>
+          </w:p>
+        </w:tc>
+        <w:tc>
+          <w:tcPr>
+            <w:tcW w:type="dxa" w:w="1728"/>
+          </w:tcPr>
+          <w:p>
+            <w:r/>
+            <w:r>
+              <w:rPr>
+                <w:sz w:val="18"/>
+              </w:rPr>
+              <w:t>over</w:t>
+            </w:r>
+          </w:p>
+        </w:tc>
+      </w:tr>
+    </w:tbl>
+    <w:p>
+      <w:r>
+        <w:rPr>
+          <w:b w:val="0"/>
+          <w:i w:val="0"/>
+          <w:color w:val="555F6C"/>
+          <w:sz w:val="18"/>
+        </w:rPr>
+        <w:t>Per-event scoring latency, one event at a time against warm state.</w:t>
+      </w:r>
+    </w:p>
+    <w:p/>
+    <w:p>
+      <w:r>
+        <w:rPr>
+          <w:b/>
+          <w:i w:val="0"/>
+        </w:rPr>
+        <w:t>Both numbers are reported and neither is dressed up.</w:t>
+      </w:r>
+      <w:r>
+        <w:rPr>
+          <w:b w:val="0"/>
+          <w:i w:val="0"/>
+        </w:rPr>
+        <w:t xml:space="preserve"> This implementation misses the 50 ms budget on both paths. The miss is in the calling convention rather than in the models: the entity feature block costs ~47 ms on a one-row frame and 0.13 ms per row in batch — a factor of 364 — because pandas materialises a lookup table into an index on every call, so a fourteen-feature block pays that cost fourteen times to look up fourteen values. The fix is a plain dictionary lookup on the single-event path. It is </w:t>
       </w:r>
       <w:r>
         <w:rPr>
           <w:b/>
           <w:i w:val="0"/>
         </w:rPr>
-        <w:t>not yet measured</w:t>
+        <w:t>named and not applied</w:t>
       </w:r>
       <w:r>
         <w:rPr>
           <w:b w:val="0"/>
           <w:i w:val="0"/>
         </w:rPr>
-        <w:t xml:space="preserve"> and is not quoted here; the two component figures are measured and are quoted as components.</w:t>
+        <w:t>, because the feature builder is shared with the offline pass behind every number in this document. The two stages that genuinely cannot be batched — the stateful stores, which must read state before folding the event in — cost about 1 ms at p99 together, and those are the numbers that would survive a rewritten scoring path.</w:t>
       </w:r>
     </w:p>
     <w:p/>
@@ -5347,21 +6072,59 @@
           <w:b w:val="0"/>
           <w:i w:val="0"/>
         </w:rPr>
-        <w:t xml:space="preserve">The </w:t>
+        <w:t xml:space="preserve">The fidelity scorecard </w:t>
       </w:r>
       <w:r>
         <w:rPr>
           <w:b/>
           <w:i w:val="0"/>
         </w:rPr>
-        <w:t>fidelity scorecard is not yet measured</w:t>
+        <w:t>is</w:t>
       </w:r>
       <w:r>
         <w:rPr>
           <w:b w:val="0"/>
           <w:i w:val="0"/>
         </w:rPr>
-        <w:t>, and it is the argument that the background is realistic.</w:t>
+        <w:t xml:space="preserve"> measured, and it is not flattering: the real-vs-synthetic discriminator reaches 0.9994 against a 0.5 target, and the separation is structural rather than cosmetic.</w:t>
+      </w:r>
+    </w:p>
+    <w:p>
+      <w:pPr>
+        <w:pStyle w:val="ListBullet"/>
+      </w:pPr>
+      <w:r>
+        <w:rPr>
+          <w:b/>
+          <w:i w:val="0"/>
+        </w:rPr>
+        <w:t>TSTR does not transfer</w:t>
+      </w:r>
+      <w:r>
+        <w:rPr>
+          <w:b w:val="0"/>
+          <w:i w:val="0"/>
+        </w:rPr>
+        <w:t xml:space="preserve"> (ratio 0.030). That measures whether the two panels' fraud is the same phenomenon — it is not — rather than whether the background population is realistic.</w:t>
+      </w:r>
+    </w:p>
+    <w:p>
+      <w:pPr>
+        <w:pStyle w:val="ListBullet"/>
+      </w:pPr>
+      <w:r>
+        <w:rPr>
+          <w:b/>
+          <w:i w:val="0"/>
+        </w:rPr>
+        <w:t>Latency misses the 50 ms budget</w:t>
+      </w:r>
+      <w:r>
+        <w:rPr>
+          <w:b w:val="0"/>
+          <w:i w:val="0"/>
+        </w:rPr>
+        <w:t xml:space="preserve"> on both the inline and the full-stack path, in this implementation, for a reason that is measured and named.</w:t>
       </w:r>
     </w:p>
     <w:p>
